--- a/pr-preview/pr-195/chapters/summary-tracked-changes.docx
+++ b/pr-preview/pr-195/chapters/summary-tracked-changes.docx
@@ -26,7 +26,7 @@
       </w:pPr>
       <w:ins w:id="2" w:author="PR Preview" w:date="2026-01-01T00:00:00Z">
         <w:r>
-          <w:t xml:space="preserve">Last modified: 2026-10-14 01:37:07 (PDT)</w:t>
+          <w:t xml:space="preserve">Last modified: 2026-10-14 01:46:34 (PDT)</w:t>
         </w:r>
       </w:ins>
     </w:p>

--- a/pr-preview/pr-195/chapters/summary-tracked-changes.docx
+++ b/pr-preview/pr-195/chapters/summary-tracked-changes.docx
@@ -16,7 +16,7 @@
       </w:pPr>
       <w:del w:id="1" w:author="PR Preview" w:date="2026-01-01T00:00:00Z">
         <w:r>
-          <w:delText xml:space="preserve">Last modified: 2026-10-13 21:04:16 (PDT)</w:delText>
+          <w:delText xml:space="preserve">Last modified: 2026-10-16 10:23:00 (PDT)</w:delText>
         </w:r>
       </w:del>
     </w:p>
@@ -26,7 +26,7 @@
       </w:pPr>
       <w:ins w:id="2" w:author="PR Preview" w:date="2026-01-01T00:00:00Z">
         <w:r>
-          <w:t xml:space="preserve">Last modified: 2026-10-14 01:46:34 (PDT)</w:t>
+          <w:t xml:space="preserve">Last modified: 2026-10-16 10:25:17 (PDT)</w:t>
         </w:r>
       </w:ins>
     </w:p>
@@ -202,7 +202,7 @@
         <w:t xml:space="preserve">Follow its link for the reasons and the exceptions.</w:t>
       </w:r>
     </w:p>
-    <w:bookmarkStart w:id="24" w:name="terms-and-notation"/>
+    <w:bookmarkStart w:id="28" w:name="terms-and-notation"/>
     <w:p>
       <w:pPr>
         <w:pStyle w:val="Heading2"/>
@@ -213,7 +213,6 @@
     </w:p>
     <w:p>
       <w:pPr>
-        <w:pStyle w:val="Compact"/>
         <w:numPr>
           <w:ilvl w:val="0"/>
           <w:numId w:val="1001"/>
@@ -242,7 +241,6 @@
     </w:p>
     <w:p>
       <w:pPr>
-        <w:pStyle w:val="Compact"/>
         <w:numPr>
           <w:ilvl w:val="0"/>
           <w:numId w:val="1001"/>
@@ -265,7 +263,6 @@
     </w:p>
     <w:p>
       <w:pPr>
-        <w:pStyle w:val="Compact"/>
         <w:numPr>
           <w:ilvl w:val="0"/>
           <w:numId w:val="1001"/>
@@ -358,7 +355,6 @@
     </w:p>
     <w:p>
       <w:pPr>
-        <w:pStyle w:val="Compact"/>
         <w:numPr>
           <w:ilvl w:val="0"/>
           <w:numId w:val="1001"/>
@@ -381,7 +377,6 @@
     </w:p>
     <w:p>
       <w:pPr>
-        <w:pStyle w:val="Compact"/>
         <w:numPr>
           <w:ilvl w:val="0"/>
           <w:numId w:val="1001"/>
@@ -407,7 +402,6 @@
     </w:p>
     <w:p>
       <w:pPr>
-        <w:pStyle w:val="Compact"/>
         <w:numPr>
           <w:ilvl w:val="0"/>
           <w:numId w:val="1001"/>
@@ -447,7 +441,6 @@
     </w:p>
     <w:p>
       <w:pPr>
-        <w:pStyle w:val="Compact"/>
         <w:numPr>
           <w:ilvl w:val="0"/>
           <w:numId w:val="1001"/>
@@ -505,7 +498,6 @@
     </w:p>
     <w:p>
       <w:pPr>
-        <w:pStyle w:val="Compact"/>
         <w:numPr>
           <w:ilvl w:val="0"/>
           <w:numId w:val="1001"/>
@@ -525,7 +517,6 @@
     </w:p>
     <w:p>
       <w:pPr>
-        <w:pStyle w:val="Compact"/>
         <w:numPr>
           <w:ilvl w:val="0"/>
           <w:numId w:val="1001"/>
@@ -536,6 +527,71 @@
           <w:rPr>
             <w:rStyle w:val="Hyperlink"/>
           </w:rPr>
+          <w:t xml:space="preserve">Distinguish a random variable from its value</w:t>
+        </w:r>
+      </w:hyperlink>
+      <w:r>
+        <w:t xml:space="preserve">:</w:t>
+      </w:r>
+      <w:r>
+        <w:t xml:space="preserve"> </w:t>
+      </w:r>
+      <m:oMath>
+        <m:sSub>
+          <m:e>
+            <m:r>
+              <m:t>Y</m:t>
+            </m:r>
+          </m:e>
+          <m:sub>
+            <m:r>
+              <m:t>i</m:t>
+            </m:r>
+          </m:sub>
+        </m:sSub>
+      </m:oMath>
+      <w:r>
+        <w:t xml:space="preserve"> </w:t>
+      </w:r>
+      <w:r>
+        <w:t xml:space="preserve">before the data,</w:t>
+      </w:r>
+      <w:r>
+        <w:t xml:space="preserve"> </w:t>
+      </w:r>
+      <m:oMath>
+        <m:sSub>
+          <m:e>
+            <m:r>
+              <m:t>y</m:t>
+            </m:r>
+          </m:e>
+          <m:sub>
+            <m:r>
+              <m:t>i</m:t>
+            </m:r>
+          </m:sub>
+        </m:sSub>
+      </m:oMath>
+      <w:r>
+        <w:t xml:space="preserve"> </w:t>
+      </w:r>
+      <w:r>
+        <w:t xml:space="preserve">after.</w:t>
+      </w:r>
+    </w:p>
+    <w:p>
+      <w:pPr>
+        <w:numPr>
+          <w:ilvl w:val="0"/>
+          <w:numId w:val="1001"/>
+        </w:numPr>
+      </w:pPr>
+      <w:hyperlink r:id="rId22">
+        <w:r>
+          <w:rPr>
+            <w:rStyle w:val="Hyperlink"/>
+          </w:rPr>
           <w:t xml:space="preserve">Use the notation that matches a quantity’s name</w:t>
         </w:r>
       </w:hyperlink>
@@ -551,13 +607,12 @@
     </w:p>
     <w:p>
       <w:pPr>
-        <w:pStyle w:val="Compact"/>
         <w:numPr>
           <w:ilvl w:val="0"/>
           <w:numId w:val="1001"/>
         </w:numPr>
       </w:pPr>
-      <w:hyperlink r:id="rId22">
+      <w:hyperlink r:id="rId23">
         <w:r>
           <w:rPr>
             <w:rStyle w:val="Hyperlink"/>
@@ -571,13 +626,12 @@
     </w:p>
     <w:p>
       <w:pPr>
-        <w:pStyle w:val="Compact"/>
         <w:numPr>
           <w:ilvl w:val="0"/>
           <w:numId w:val="1001"/>
         </w:numPr>
       </w:pPr>
-      <w:hyperlink r:id="rId23">
+      <w:hyperlink r:id="rId24">
         <w:r>
           <w:rPr>
             <w:rStyle w:val="Hyperlink"/>
@@ -595,8 +649,83 @@
         <w:t xml:space="preserve">such as the limits of a sum.</w:t>
       </w:r>
     </w:p>
-    <w:bookmarkEnd w:id="24"/>
-    <w:bookmarkStart w:id="33" w:name="claims-and-evidence"/>
+    <w:p>
+      <w:pPr>
+        <w:numPr>
+          <w:ilvl w:val="0"/>
+          <w:numId w:val="1001"/>
+        </w:numPr>
+      </w:pPr>
+      <w:hyperlink r:id="rId25">
+        <w:r>
+          <w:rPr>
+            <w:rStyle w:val="Hyperlink"/>
+          </w:rPr>
+          <w:t xml:space="preserve">Put words between formulas, and start a sentence with a word</w:t>
+        </w:r>
+      </w:hyperlink>
+      <w:r>
+        <w:t xml:space="preserve">,</w:t>
+      </w:r>
+      <w:r>
+        <w:t xml:space="preserve"> </w:t>
+      </w:r>
+      <w:r>
+        <w:t xml:space="preserve">not a symbol.</w:t>
+      </w:r>
+    </w:p>
+    <w:p>
+      <w:pPr>
+        <w:numPr>
+          <w:ilvl w:val="0"/>
+          <w:numId w:val="1001"/>
+        </w:numPr>
+      </w:pPr>
+      <w:hyperlink r:id="rId26">
+        <w:r>
+          <w:rPr>
+            <w:rStyle w:val="Hyperlink"/>
+          </w:rPr>
+          <w:t xml:space="preserve">Introduce a theorem with a complete sentence</w:t>
+        </w:r>
+      </w:hyperlink>
+      <w:r>
+        <w:t xml:space="preserve">,</w:t>
+      </w:r>
+      <w:r>
+        <w:t xml:space="preserve"> </w:t>
+      </w:r>
+      <w:r>
+        <w:t xml:space="preserve">and state it so that it stands alone.</w:t>
+      </w:r>
+    </w:p>
+    <w:p>
+      <w:pPr>
+        <w:numPr>
+          <w:ilvl w:val="0"/>
+          <w:numId w:val="1001"/>
+        </w:numPr>
+      </w:pPr>
+      <w:hyperlink r:id="rId27">
+        <w:r>
+          <w:rPr>
+            <w:rStyle w:val="Hyperlink"/>
+          </w:rPr>
+          <w:t xml:space="preserve">Spell out a number used as an adjective</w:t>
+        </w:r>
+      </w:hyperlink>
+      <w:r>
+        <w:t xml:space="preserve">,</w:t>
+      </w:r>
+      <w:r>
+        <w:t xml:space="preserve"> </w:t>
+      </w:r>
+      <w:r>
+        <w:t xml:space="preserve">and write the numeral for a number used as a name.</w:t>
+      </w:r>
+    </w:p>
+    <w:bookmarkEnd w:id="28"/>
+    <w:bookmarkStart w:id="37" w:name="claims-and-evidence"/>
     <w:p>
       <w:pPr>
         <w:pStyle w:val="Heading2"/>
@@ -613,7 +742,7 @@
           <w:numId w:val="1002"/>
         </w:numPr>
       </w:pPr>
-      <w:hyperlink r:id="rId25">
+      <w:hyperlink r:id="rId29">
         <w:r>
           <w:rPr>
             <w:rStyle w:val="Hyperlink"/>
@@ -636,7 +765,7 @@
           <w:numId w:val="1002"/>
         </w:numPr>
       </w:pPr>
-      <w:hyperlink r:id="rId26">
+      <w:hyperlink r:id="rId30">
         <w:r>
           <w:rPr>
             <w:rStyle w:val="Hyperlink"/>
@@ -671,7 +800,7 @@
           <w:numId w:val="1002"/>
         </w:numPr>
       </w:pPr>
-      <w:hyperlink r:id="rId27">
+      <w:hyperlink r:id="rId31">
         <w:r>
           <w:rPr>
             <w:rStyle w:val="Hyperlink"/>
@@ -688,7 +817,7 @@
       <w:r>
         <w:t xml:space="preserve"> </w:t>
       </w:r>
-      <w:hyperlink r:id="rId28">
+      <w:hyperlink r:id="rId32">
         <w:r>
           <w:rPr>
             <w:rStyle w:val="Hyperlink"/>
@@ -708,7 +837,7 @@
           <w:numId w:val="1002"/>
         </w:numPr>
       </w:pPr>
-      <w:hyperlink r:id="rId29">
+      <w:hyperlink r:id="rId33">
         <w:r>
           <w:rPr>
             <w:rStyle w:val="Hyperlink"/>
@@ -734,7 +863,7 @@
           <w:numId w:val="1002"/>
         </w:numPr>
       </w:pPr>
-      <w:hyperlink r:id="rId30">
+      <w:hyperlink r:id="rId34">
         <w:r>
           <w:rPr>
             <w:rStyle w:val="Hyperlink"/>
@@ -757,7 +886,7 @@
           <w:numId w:val="1002"/>
         </w:numPr>
       </w:pPr>
-      <w:hyperlink r:id="rId31">
+      <w:hyperlink r:id="rId35">
         <w:r>
           <w:rPr>
             <w:rStyle w:val="Hyperlink"/>
@@ -780,7 +909,7 @@
           <w:numId w:val="1002"/>
         </w:numPr>
       </w:pPr>
-      <w:hyperlink r:id="rId32">
+      <w:hyperlink r:id="rId36">
         <w:r>
           <w:rPr>
             <w:rStyle w:val="Hyperlink"/>
@@ -798,8 +927,8 @@
         <w:t xml:space="preserve">name the topic, not its author, in headings and sentences.</w:t>
       </w:r>
     </w:p>
-    <w:bookmarkEnd w:id="33"/>
-    <w:bookmarkStart w:id="41" w:name="papers"/>
+    <w:bookmarkEnd w:id="37"/>
+    <w:bookmarkStart w:id="47" w:name="papers"/>
     <w:p>
       <w:pPr>
         <w:pStyle w:val="Heading2"/>
@@ -816,7 +945,33 @@
           <w:numId w:val="1003"/>
         </w:numPr>
       </w:pPr>
-      <w:hyperlink r:id="rId34">
+      <w:hyperlink r:id="rId38">
+        <w:r>
+          <w:rPr>
+            <w:rStyle w:val="Hyperlink"/>
+          </w:rPr>
+          <w:t xml:space="preserve">Write to clarify your thinking</w:t>
+        </w:r>
+      </w:hyperlink>
+      <w:r>
+        <w:t xml:space="preserve">:</w:t>
+      </w:r>
+      <w:r>
+        <w:t xml:space="preserve"> </w:t>
+      </w:r>
+      <w:r>
+        <w:t xml:space="preserve">write each question or idea down as it comes.</w:t>
+      </w:r>
+    </w:p>
+    <w:p>
+      <w:pPr>
+        <w:pStyle w:val="Compact"/>
+        <w:numPr>
+          <w:ilvl w:val="0"/>
+          <w:numId w:val="1003"/>
+        </w:numPr>
+      </w:pPr>
+      <w:hyperlink r:id="rId39">
         <w:r>
           <w:rPr>
             <w:rStyle w:val="Hyperlink"/>
@@ -839,7 +994,7 @@
           <w:numId w:val="1003"/>
         </w:numPr>
       </w:pPr>
-      <w:hyperlink r:id="rId35">
+      <w:hyperlink r:id="rId40">
         <w:r>
           <w:rPr>
             <w:rStyle w:val="Hyperlink"/>
@@ -862,7 +1017,7 @@
           <w:numId w:val="1003"/>
         </w:numPr>
       </w:pPr>
-      <w:hyperlink r:id="rId36">
+      <w:hyperlink r:id="rId41">
         <w:r>
           <w:rPr>
             <w:rStyle w:val="Hyperlink"/>
@@ -885,7 +1040,7 @@
           <w:numId w:val="1003"/>
         </w:numPr>
       </w:pPr>
-      <w:hyperlink r:id="rId37">
+      <w:hyperlink r:id="rId42">
         <w:r>
           <w:rPr>
             <w:rStyle w:val="Hyperlink"/>
@@ -905,7 +1060,33 @@
           <w:numId w:val="1003"/>
         </w:numPr>
       </w:pPr>
-      <w:hyperlink r:id="rId38">
+      <w:hyperlink r:id="rId43">
+        <w:r>
+          <w:rPr>
+            <w:rStyle w:val="Hyperlink"/>
+          </w:rPr>
+          <w:t xml:space="preserve">Avoid forward references</w:t>
+        </w:r>
+      </w:hyperlink>
+      <w:r>
+        <w:t xml:space="preserve">:</w:t>
+      </w:r>
+      <w:r>
+        <w:t xml:space="preserve"> </w:t>
+      </w:r>
+      <w:r>
+        <w:t xml:space="preserve">move the content ahead of the sentence that uses it.</w:t>
+      </w:r>
+    </w:p>
+    <w:p>
+      <w:pPr>
+        <w:pStyle w:val="Compact"/>
+        <w:numPr>
+          <w:ilvl w:val="0"/>
+          <w:numId w:val="1003"/>
+        </w:numPr>
+      </w:pPr>
+      <w:hyperlink r:id="rId44">
         <w:r>
           <w:rPr>
             <w:rStyle w:val="Hyperlink"/>
@@ -931,7 +1112,7 @@
       <w:r>
         <w:t xml:space="preserve"> </w:t>
       </w:r>
-      <w:hyperlink r:id="rId39">
+      <w:hyperlink r:id="rId45">
         <w:r>
           <w:rPr>
             <w:rStyle w:val="Hyperlink"/>
@@ -951,7 +1132,7 @@
       <w:r>
         <w:t xml:space="preserve"> </w:t>
       </w:r>
-      <w:hyperlink r:id="rId40">
+      <w:hyperlink r:id="rId46">
         <w:r>
           <w:rPr>
             <w:rStyle w:val="Hyperlink"/>
@@ -966,8 +1147,8 @@
         <w:t xml:space="preserve">before you submit.</w:t>
       </w:r>
     </w:p>
-    <w:bookmarkEnd w:id="41"/>
-    <w:bookmarkStart w:id="49" w:name="words"/>
+    <w:bookmarkEnd w:id="47"/>
+    <w:bookmarkStart w:id="55" w:name="words"/>
     <w:p>
       <w:pPr>
         <w:pStyle w:val="Heading2"/>
@@ -984,7 +1165,7 @@
           <w:numId w:val="1004"/>
         </w:numPr>
       </w:pPr>
-      <w:hyperlink r:id="rId42">
+      <w:hyperlink r:id="rId48">
         <w:r>
           <w:rPr>
             <w:rStyle w:val="Hyperlink"/>
@@ -1007,7 +1188,7 @@
           <w:numId w:val="1004"/>
         </w:numPr>
       </w:pPr>
-      <w:hyperlink r:id="rId43">
+      <w:hyperlink r:id="rId49">
         <w:r>
           <w:rPr>
             <w:rStyle w:val="Hyperlink"/>
@@ -1027,7 +1208,7 @@
           <w:numId w:val="1004"/>
         </w:numPr>
       </w:pPr>
-      <w:hyperlink r:id="rId44">
+      <w:hyperlink r:id="rId50">
         <w:r>
           <w:rPr>
             <w:rStyle w:val="Hyperlink"/>
@@ -1047,7 +1228,7 @@
           <w:numId w:val="1004"/>
         </w:numPr>
       </w:pPr>
-      <w:hyperlink r:id="rId45">
+      <w:hyperlink r:id="rId51">
         <w:r>
           <w:rPr>
             <w:rStyle w:val="Hyperlink"/>
@@ -1082,7 +1263,7 @@
           <w:numId w:val="1004"/>
         </w:numPr>
       </w:pPr>
-      <w:hyperlink r:id="rId46">
+      <w:hyperlink r:id="rId52">
         <w:r>
           <w:rPr>
             <w:rStyle w:val="Hyperlink"/>
@@ -1102,7 +1283,7 @@
           <w:numId w:val="1004"/>
         </w:numPr>
       </w:pPr>
-      <w:hyperlink r:id="rId47">
+      <w:hyperlink r:id="rId53">
         <w:r>
           <w:rPr>
             <w:rStyle w:val="Hyperlink"/>
@@ -1128,7 +1309,7 @@
           <w:numId w:val="1004"/>
         </w:numPr>
       </w:pPr>
-      <w:hyperlink r:id="rId48">
+      <w:hyperlink r:id="rId54">
         <w:r>
           <w:rPr>
             <w:rStyle w:val="Hyperlink"/>
@@ -1140,8 +1321,8 @@
         <w:t xml:space="preserve">.</w:t>
       </w:r>
     </w:p>
-    <w:bookmarkEnd w:id="49"/>
-    <w:bookmarkStart w:id="64" w:name="writing-for-every-reader"/>
+    <w:bookmarkEnd w:id="55"/>
+    <w:bookmarkStart w:id="70" w:name="writing-for-every-reader"/>
     <w:p>
       <w:pPr>
         <w:pStyle w:val="Heading2"/>
@@ -1158,7 +1339,7 @@
           <w:numId w:val="1005"/>
         </w:numPr>
       </w:pPr>
-      <w:hyperlink r:id="rId50">
+      <w:hyperlink r:id="rId56">
         <w:r>
           <w:rPr>
             <w:rStyle w:val="Hyperlink"/>
@@ -1178,7 +1359,7 @@
           <w:numId w:val="1005"/>
         </w:numPr>
       </w:pPr>
-      <w:hyperlink r:id="rId51">
+      <w:hyperlink r:id="rId57">
         <w:r>
           <w:rPr>
             <w:rStyle w:val="Hyperlink"/>
@@ -1198,7 +1379,7 @@
           <w:numId w:val="1005"/>
         </w:numPr>
       </w:pPr>
-      <w:hyperlink r:id="rId52">
+      <w:hyperlink r:id="rId58">
         <w:r>
           <w:rPr>
             <w:rStyle w:val="Hyperlink"/>
@@ -1245,7 +1426,7 @@
           <w:numId w:val="1005"/>
         </w:numPr>
       </w:pPr>
-      <w:hyperlink r:id="rId53">
+      <w:hyperlink r:id="rId59">
         <w:r>
           <w:rPr>
             <w:rStyle w:val="Hyperlink"/>
@@ -1265,7 +1446,7 @@
           <w:numId w:val="1005"/>
         </w:numPr>
       </w:pPr>
-      <w:hyperlink r:id="rId54">
+      <w:hyperlink r:id="rId60">
         <w:r>
           <w:rPr>
             <w:rStyle w:val="Hyperlink"/>
@@ -1285,7 +1466,7 @@
       <w:r>
         <w:t xml:space="preserve"> </w:t>
       </w:r>
-      <w:hyperlink r:id="rId55">
+      <w:hyperlink r:id="rId61">
         <w:r>
           <w:rPr>
             <w:rStyle w:val="Hyperlink"/>
@@ -1305,7 +1486,7 @@
           <w:numId w:val="1005"/>
         </w:numPr>
       </w:pPr>
-      <w:hyperlink r:id="rId56">
+      <w:hyperlink r:id="rId62">
         <w:r>
           <w:rPr>
             <w:rStyle w:val="Hyperlink"/>
@@ -1325,7 +1506,7 @@
           <w:numId w:val="1005"/>
         </w:numPr>
       </w:pPr>
-      <w:hyperlink r:id="rId57">
+      <w:hyperlink r:id="rId63">
         <w:r>
           <w:rPr>
             <w:rStyle w:val="Hyperlink"/>
@@ -1345,7 +1526,7 @@
           <w:numId w:val="1005"/>
         </w:numPr>
       </w:pPr>
-      <w:hyperlink r:id="rId58">
+      <w:hyperlink r:id="rId64">
         <w:r>
           <w:rPr>
             <w:rStyle w:val="Hyperlink"/>
@@ -1365,7 +1546,7 @@
           <w:numId w:val="1005"/>
         </w:numPr>
       </w:pPr>
-      <w:hyperlink r:id="rId59">
+      <w:hyperlink r:id="rId65">
         <w:r>
           <w:rPr>
             <w:rStyle w:val="Hyperlink"/>
@@ -1385,7 +1566,7 @@
           <w:numId w:val="1005"/>
         </w:numPr>
       </w:pPr>
-      <w:hyperlink r:id="rId60">
+      <w:hyperlink r:id="rId66">
         <w:r>
           <w:rPr>
             <w:rStyle w:val="Hyperlink"/>
@@ -1405,7 +1586,7 @@
           <w:numId w:val="1005"/>
         </w:numPr>
       </w:pPr>
-      <w:hyperlink r:id="rId61">
+      <w:hyperlink r:id="rId67">
         <w:r>
           <w:rPr>
             <w:rStyle w:val="Hyperlink"/>
@@ -1425,7 +1606,7 @@
           <w:numId w:val="1005"/>
         </w:numPr>
       </w:pPr>
-      <w:hyperlink r:id="rId62">
+      <w:hyperlink r:id="rId68">
         <w:r>
           <w:rPr>
             <w:rStyle w:val="Hyperlink"/>
@@ -1445,7 +1626,7 @@
           <w:numId w:val="1005"/>
         </w:numPr>
       </w:pPr>
-      <w:hyperlink r:id="rId63">
+      <w:hyperlink r:id="rId69">
         <w:r>
           <w:rPr>
             <w:rStyle w:val="Hyperlink"/>
@@ -1457,8 +1638,8 @@
         <w:t xml:space="preserve">.</w:t>
       </w:r>
     </w:p>
-    <w:bookmarkEnd w:id="64"/>
-    <w:bookmarkStart w:id="75" w:name="sentences"/>
+    <w:bookmarkEnd w:id="70"/>
+    <w:bookmarkStart w:id="82" w:name="sentences"/>
     <w:p>
       <w:pPr>
         <w:pStyle w:val="Heading2"/>
@@ -1475,7 +1656,7 @@
           <w:numId w:val="1006"/>
         </w:numPr>
       </w:pPr>
-      <w:hyperlink r:id="rId65">
+      <w:hyperlink r:id="rId71">
         <w:r>
           <w:rPr>
             <w:rStyle w:val="Hyperlink"/>
@@ -1519,7 +1700,7 @@
           <w:numId w:val="1006"/>
         </w:numPr>
       </w:pPr>
-      <w:hyperlink r:id="rId66">
+      <w:hyperlink r:id="rId72">
         <w:r>
           <w:rPr>
             <w:rStyle w:val="Hyperlink"/>
@@ -1587,7 +1768,7 @@
           <w:numId w:val="1006"/>
         </w:numPr>
       </w:pPr>
-      <w:hyperlink r:id="rId67">
+      <w:hyperlink r:id="rId73">
         <w:r>
           <w:rPr>
             <w:rStyle w:val="Hyperlink"/>
@@ -1655,7 +1836,7 @@
           <w:numId w:val="1006"/>
         </w:numPr>
       </w:pPr>
-      <w:hyperlink r:id="rId68">
+      <w:hyperlink r:id="rId74">
         <w:r>
           <w:rPr>
             <w:rStyle w:val="Hyperlink"/>
@@ -1675,7 +1856,7 @@
           <w:numId w:val="1006"/>
         </w:numPr>
       </w:pPr>
-      <w:hyperlink r:id="rId69">
+      <w:hyperlink r:id="rId75">
         <w:r>
           <w:rPr>
             <w:rStyle w:val="Hyperlink"/>
@@ -1695,7 +1876,7 @@
           <w:numId w:val="1006"/>
         </w:numPr>
       </w:pPr>
-      <w:hyperlink r:id="rId70">
+      <w:hyperlink r:id="rId76">
         <w:r>
           <w:rPr>
             <w:rStyle w:val="Hyperlink"/>
@@ -1715,7 +1896,33 @@
           <w:numId w:val="1006"/>
         </w:numPr>
       </w:pPr>
-      <w:hyperlink r:id="rId71">
+      <w:hyperlink r:id="rId77">
+        <w:r>
+          <w:rPr>
+            <w:rStyle w:val="Hyperlink"/>
+          </w:rPr>
+          <w:t xml:space="preserve">Make every word tell</w:t>
+        </w:r>
+      </w:hyperlink>
+      <w:r>
+        <w:t xml:space="preserve">:</w:t>
+      </w:r>
+      <w:r>
+        <w:t xml:space="preserve"> </w:t>
+      </w:r>
+      <w:r>
+        <w:t xml:space="preserve">cut words that carry no meaning, but keep detail that does.</w:t>
+      </w:r>
+    </w:p>
+    <w:p>
+      <w:pPr>
+        <w:pStyle w:val="Compact"/>
+        <w:numPr>
+          <w:ilvl w:val="0"/>
+          <w:numId w:val="1006"/>
+        </w:numPr>
+      </w:pPr>
+      <w:hyperlink r:id="rId78">
         <w:r>
           <w:rPr>
             <w:rStyle w:val="Hyperlink"/>
@@ -1735,7 +1942,7 @@
           <w:numId w:val="1006"/>
         </w:numPr>
       </w:pPr>
-      <w:hyperlink r:id="rId72">
+      <w:hyperlink r:id="rId79">
         <w:r>
           <w:rPr>
             <w:rStyle w:val="Hyperlink"/>
@@ -1755,7 +1962,7 @@
           <w:numId w:val="1006"/>
         </w:numPr>
       </w:pPr>
-      <w:hyperlink r:id="rId73">
+      <w:hyperlink r:id="rId80">
         <w:r>
           <w:rPr>
             <w:rStyle w:val="Hyperlink"/>
@@ -1775,7 +1982,7 @@
           <w:numId w:val="1006"/>
         </w:numPr>
       </w:pPr>
-      <w:hyperlink r:id="rId74">
+      <w:hyperlink r:id="rId81">
         <w:r>
           <w:rPr>
             <w:rStyle w:val="Hyperlink"/>
@@ -1787,8 +1994,8 @@
         <w:t xml:space="preserve">.</w:t>
       </w:r>
     </w:p>
-    <w:bookmarkEnd w:id="75"/>
-    <w:bookmarkStart w:id="90" w:name="teaching-materials"/>
+    <w:bookmarkEnd w:id="82"/>
+    <w:bookmarkStart w:id="97" w:name="teaching-materials"/>
     <w:p>
       <w:pPr>
         <w:pStyle w:val="Heading2"/>
@@ -1805,7 +2012,7 @@
           <w:numId w:val="1007"/>
         </w:numPr>
       </w:pPr>
-      <w:hyperlink r:id="rId76">
+      <w:hyperlink r:id="rId83">
         <w:r>
           <w:rPr>
             <w:rStyle w:val="Hyperlink"/>
@@ -1825,7 +2032,7 @@
           <w:numId w:val="1007"/>
         </w:numPr>
       </w:pPr>
-      <w:hyperlink r:id="rId77">
+      <w:hyperlink r:id="rId84">
         <w:r>
           <w:rPr>
             <w:rStyle w:val="Hyperlink"/>
@@ -1845,7 +2052,7 @@
           <w:numId w:val="1007"/>
         </w:numPr>
       </w:pPr>
-      <w:hyperlink r:id="rId78">
+      <w:hyperlink r:id="rId85">
         <w:r>
           <w:rPr>
             <w:rStyle w:val="Hyperlink"/>
@@ -1868,7 +2075,7 @@
           <w:numId w:val="1007"/>
         </w:numPr>
       </w:pPr>
-      <w:hyperlink r:id="rId79">
+      <w:hyperlink r:id="rId86">
         <w:r>
           <w:rPr>
             <w:rStyle w:val="Hyperlink"/>
@@ -1888,7 +2095,7 @@
           <w:numId w:val="1007"/>
         </w:numPr>
       </w:pPr>
-      <w:hyperlink r:id="rId80">
+      <w:hyperlink r:id="rId87">
         <w:r>
           <w:rPr>
             <w:rStyle w:val="Hyperlink"/>
@@ -1908,7 +2115,7 @@
           <w:numId w:val="1007"/>
         </w:numPr>
       </w:pPr>
-      <w:hyperlink r:id="rId81">
+      <w:hyperlink r:id="rId88">
         <w:r>
           <w:rPr>
             <w:rStyle w:val="Hyperlink"/>
@@ -1928,7 +2135,7 @@
           <w:numId w:val="1007"/>
         </w:numPr>
       </w:pPr>
-      <w:hyperlink r:id="rId82">
+      <w:hyperlink r:id="rId89">
         <w:r>
           <w:rPr>
             <w:rStyle w:val="Hyperlink"/>
@@ -1948,7 +2155,7 @@
           <w:numId w:val="1007"/>
         </w:numPr>
       </w:pPr>
-      <w:hyperlink r:id="rId83">
+      <w:hyperlink r:id="rId90">
         <w:r>
           <w:rPr>
             <w:rStyle w:val="Hyperlink"/>
@@ -1968,7 +2175,7 @@
           <w:numId w:val="1007"/>
         </w:numPr>
       </w:pPr>
-      <w:hyperlink r:id="rId84">
+      <w:hyperlink r:id="rId91">
         <w:r>
           <w:rPr>
             <w:rStyle w:val="Hyperlink"/>
@@ -1988,7 +2195,7 @@
           <w:numId w:val="1007"/>
         </w:numPr>
       </w:pPr>
-      <w:hyperlink r:id="rId85">
+      <w:hyperlink r:id="rId92">
         <w:r>
           <w:rPr>
             <w:rStyle w:val="Hyperlink"/>
@@ -2011,7 +2218,7 @@
           <w:numId w:val="1007"/>
         </w:numPr>
       </w:pPr>
-      <w:hyperlink r:id="rId86">
+      <w:hyperlink r:id="rId93">
         <w:r>
           <w:rPr>
             <w:rStyle w:val="Hyperlink"/>
@@ -2031,7 +2238,7 @@
           <w:numId w:val="1007"/>
         </w:numPr>
       </w:pPr>
-      <w:hyperlink r:id="rId87">
+      <w:hyperlink r:id="rId94">
         <w:r>
           <w:rPr>
             <w:rStyle w:val="Hyperlink"/>
@@ -2051,7 +2258,7 @@
           <w:numId w:val="1007"/>
         </w:numPr>
       </w:pPr>
-      <w:hyperlink r:id="rId88">
+      <w:hyperlink r:id="rId95">
         <w:r>
           <w:rPr>
             <w:rStyle w:val="Hyperlink"/>
@@ -2086,12 +2293,12 @@
           <w:numId w:val="1007"/>
         </w:numPr>
       </w:pPr>
-      <w:hyperlink r:id="rId89">
-        <w:r>
-          <w:rPr>
-            <w:rStyle w:val="Hyperlink"/>
-          </w:rPr>
-          <w:t xml:space="preserve">Skip the credit for material from your own repositories</w:t>
+      <w:hyperlink r:id="rId96">
+        <w:r>
+          <w:rPr>
+            <w:rStyle w:val="Hyperlink"/>
+          </w:rPr>
+          <w:t xml:space="preserve">Do not formally acknowledge material borrowed from your own work</w:t>
         </w:r>
       </w:hyperlink>
       <w:r>
@@ -2101,10 +2308,153 @@
         <w:t xml:space="preserve"> </w:t>
       </w:r>
       <w:r>
-        <w:t xml:space="preserve">but keep what those repositories credit.</w:t>
-      </w:r>
-    </w:p>
-    <w:bookmarkEnd w:id="90"/>
+        <w:t xml:space="preserve">and remove any existing credit to your own work, but keep what that work itself credits.</w:t>
+      </w:r>
+    </w:p>
+    <w:bookmarkEnd w:id="97"/>
+    <w:bookmarkStart w:id="101" w:name="software-text"/>
+    <w:p>
+      <w:pPr>
+        <w:pStyle w:val="Heading2"/>
+      </w:pPr>
+      <w:r>
+        <w:t xml:space="preserve">8 Software text</w:t>
+      </w:r>
+    </w:p>
+    <w:p>
+      <w:pPr>
+        <w:pStyle w:val="Compact"/>
+        <w:numPr>
+          <w:ilvl w:val="0"/>
+          <w:numId w:val="1008"/>
+        </w:numPr>
+      </w:pPr>
+      <w:hyperlink r:id="rId98">
+        <w:r>
+          <w:rPr>
+            <w:rStyle w:val="Hyperlink"/>
+          </w:rPr>
+          <w:t xml:space="preserve">Say what changed and why</w:t>
+        </w:r>
+      </w:hyperlink>
+      <w:r>
+        <w:t xml:space="preserve"> </w:t>
+      </w:r>
+      <w:r>
+        <w:t xml:space="preserve">in a pull request or commit message.</w:t>
+      </w:r>
+    </w:p>
+    <w:p>
+      <w:pPr>
+        <w:pStyle w:val="Compact"/>
+        <w:numPr>
+          <w:ilvl w:val="0"/>
+          <w:numId w:val="1008"/>
+        </w:numPr>
+      </w:pPr>
+      <w:hyperlink r:id="rId99">
+        <w:r>
+          <w:rPr>
+            <w:rStyle w:val="Hyperlink"/>
+          </w:rPr>
+          <w:t xml:space="preserve">Comment why, not what</w:t>
+        </w:r>
+      </w:hyperlink>
+      <w:r>
+        <w:t xml:space="preserve">.</w:t>
+      </w:r>
+    </w:p>
+    <w:p>
+      <w:pPr>
+        <w:pStyle w:val="Compact"/>
+        <w:numPr>
+          <w:ilvl w:val="0"/>
+          <w:numId w:val="1008"/>
+        </w:numPr>
+      </w:pPr>
+      <w:hyperlink r:id="rId100">
+        <w:r>
+          <w:rPr>
+            <w:rStyle w:val="Hyperlink"/>
+          </w:rPr>
+          <w:t xml:space="preserve">Write release notes by their effect on the user</w:t>
+        </w:r>
+      </w:hyperlink>
+      <w:r>
+        <w:t xml:space="preserve">.</w:t>
+      </w:r>
+    </w:p>
+    <w:bookmarkEnd w:id="101"/>
+    <w:bookmarkStart w:id="105" w:name="thinking"/>
+    <w:p>
+      <w:pPr>
+        <w:pStyle w:val="Heading2"/>
+      </w:pPr>
+      <w:r>
+        <w:t xml:space="preserve">9 Thinking</w:t>
+      </w:r>
+    </w:p>
+    <w:p>
+      <w:pPr>
+        <w:pStyle w:val="Compact"/>
+        <w:numPr>
+          <w:ilvl w:val="0"/>
+          <w:numId w:val="1009"/>
+        </w:numPr>
+      </w:pPr>
+      <w:hyperlink r:id="rId102">
+        <w:r>
+          <w:rPr>
+            <w:rStyle w:val="Hyperlink"/>
+          </w:rPr>
+          <w:t xml:space="preserve">Write the question down first</w:t>
+        </w:r>
+      </w:hyperlink>
+      <w:r>
+        <w:t xml:space="preserve">.</w:t>
+      </w:r>
+    </w:p>
+    <w:p>
+      <w:pPr>
+        <w:pStyle w:val="Compact"/>
+        <w:numPr>
+          <w:ilvl w:val="0"/>
+          <w:numId w:val="1009"/>
+        </w:numPr>
+      </w:pPr>
+      <w:hyperlink r:id="rId103">
+        <w:r>
+          <w:rPr>
+            <w:rStyle w:val="Hyperlink"/>
+          </w:rPr>
+          <w:t xml:space="preserve">Send a written question that gives the reader the context to answer it</w:t>
+        </w:r>
+      </w:hyperlink>
+      <w:r>
+        <w:t xml:space="preserve">.</w:t>
+      </w:r>
+    </w:p>
+    <w:p>
+      <w:pPr>
+        <w:pStyle w:val="Compact"/>
+        <w:numPr>
+          <w:ilvl w:val="0"/>
+          <w:numId w:val="1009"/>
+        </w:numPr>
+      </w:pPr>
+      <w:hyperlink r:id="rId104">
+        <w:r>
+          <w:rPr>
+            <w:rStyle w:val="Hyperlink"/>
+          </w:rPr>
+          <w:t xml:space="preserve">Draft the plan before you run the analysis</w:t>
+        </w:r>
+      </w:hyperlink>
+      <w:r>
+        <w:t xml:space="preserve">.</w:t>
+      </w:r>
+    </w:p>
+    <w:bookmarkEnd w:id="105"/>
     <w:sectPr>
       <w:footnotePr>
         <w:numRestart w:val="eachSect"/>
@@ -2340,6 +2690,12 @@
     <w:abstractNumId w:val="991"/>
   </w:num>
   <w:num w:numId="1007">
+    <w:abstractNumId w:val="991"/>
+  </w:num>
+  <w:num w:numId="1008">
+    <w:abstractNumId w:val="991"/>
+  </w:num>
+  <w:num w:numId="1009">
     <w:abstractNumId w:val="991"/>
   </w:num>
 </w:numbering>
